--- a/插件详细手册/23.问题解答集合（FAQ）/Rmmv中的罕见问题.docx
+++ b/插件详细手册/23.问题解答集合（FAQ）/Rmmv中的罕见问题.docx
@@ -1,6 +1,6 @@
 
 <file path=word/document.xml><?xml version="1.0" encoding="utf-8"?>
-<w:document xmlns:wpc="http://schemas.microsoft.com/office/word/2010/wordprocessingCanvas" xmlns:cx="http://schemas.microsoft.com/office/drawing/2014/chartex" xmlns:cx1="http://schemas.microsoft.com/office/drawing/2015/9/8/chartex" xmlns:cx2="http://schemas.microsoft.com/office/drawing/2015/10/21/chartex" xmlns:cx3="http://schemas.microsoft.com/office/drawing/2016/5/9/chartex" xmlns:cx4="http://schemas.microsoft.com/office/drawing/2016/5/10/chartex" xmlns:cx5="http://schemas.microsoft.com/office/drawing/2016/5/11/chartex" xmlns:cx6="http://schemas.microsoft.com/office/drawing/2016/5/12/chartex" xmlns:cx7="http://schemas.microsoft.com/office/drawing/2016/5/13/chartex" xmlns:cx8="http://schemas.microsoft.com/office/drawing/2016/5/14/chartex" xmlns:mc="http://schemas.openxmlformats.org/markup-compatibility/2006" xmlns:aink="http://schemas.microsoft.com/office/drawing/2016/ink" xmlns:am3d="http://schemas.microsoft.com/office/drawing/2017/model3d" xmlns:o="urn:schemas-microsoft-com:office:office" xmlns:r="http://schemas.openxmlformats.org/officeDocument/2006/relationships" xmlns:m="http://schemas.openxmlformats.org/officeDocument/2006/math" xmlns:v="urn:schemas-microsoft-com:vml" xmlns:wp14="http://schemas.microsoft.com/office/word/2010/wordprocessingDrawing" xmlns:wp="http://schemas.openxmlformats.org/drawingml/2006/wordprocessingDrawing" xmlns:w10="urn:schemas-microsoft-com:office:word" xmlns:w="http://schemas.openxmlformats.org/wordprocessingml/2006/main" xmlns:w14="http://schemas.microsoft.com/office/word/2010/wordml" xmlns:w15="http://schemas.microsoft.com/office/word/2012/wordml" xmlns:w16cex="http://schemas.microsoft.com/office/word/2018/wordml/cex" xmlns:w16cid="http://schemas.microsoft.com/office/word/2016/wordml/cid" xmlns:w16="http://schemas.microsoft.com/office/word/2018/wordml" xmlns:w16se="http://schemas.microsoft.com/office/word/2015/wordml/symex" xmlns:wpg="http://schemas.microsoft.com/office/word/2010/wordprocessingGroup" xmlns:wpi="http://schemas.microsoft.com/office/word/2010/wordprocessingInk" xmlns:wne="http://schemas.microsoft.com/office/word/2006/wordml" xmlns:wps="http://schemas.microsoft.com/office/word/2010/wordprocessingShape" mc:Ignorable="w14 w15 w16se w16cid w16 w16cex wp14">
+<w:document xmlns:wpc="http://schemas.microsoft.com/office/word/2010/wordprocessingCanvas" xmlns:cx="http://schemas.microsoft.com/office/drawing/2014/chartex" xmlns:mc="http://schemas.openxmlformats.org/markup-compatibility/2006" xmlns:o="urn:schemas-microsoft-com:office:office" xmlns:r="http://schemas.openxmlformats.org/officeDocument/2006/relationships" xmlns:m="http://schemas.openxmlformats.org/officeDocument/2006/math" xmlns:v="urn:schemas-microsoft-com:vml" xmlns:wp14="http://schemas.microsoft.com/office/word/2010/wordprocessingDrawing" xmlns:wp="http://schemas.openxmlformats.org/drawingml/2006/wordprocessingDrawing" xmlns:w10="urn:schemas-microsoft-com:office:word" xmlns:w="http://schemas.openxmlformats.org/wordprocessingml/2006/main" xmlns:w14="http://schemas.microsoft.com/office/word/2010/wordml" xmlns:w15="http://schemas.microsoft.com/office/word/2012/wordml" xmlns:w16se="http://schemas.microsoft.com/office/word/2015/wordml/symex" xmlns:wpg="http://schemas.microsoft.com/office/word/2010/wordprocessingGroup" xmlns:wpi="http://schemas.microsoft.com/office/word/2010/wordprocessingInk" xmlns:wne="http://schemas.microsoft.com/office/word/2006/wordml" xmlns:wps="http://schemas.microsoft.com/office/word/2010/wordprocessingShape" mc:Ignorable="w14 w15 w16se wp14">
   <w:body>
     <w:p>
       <w:pPr>
@@ -2770,59 +2770,151 @@
             </w:pPr>
             <w:r>
               <w:rPr>
-                <w:rFonts w:ascii="Tahoma" w:eastAsia="微软雅黑" w:hAnsi="Tahoma" w:hint="eastAsia"/>
-                <w:kern w:val="0"/>
-                <w:sz w:val="22"/>
-              </w:rPr>
-              <w:t>（暂无图示</w:t>
-            </w:r>
-            <w:r>
-              <w:rPr>
-                <w:rFonts w:ascii="Tahoma" w:eastAsia="微软雅黑" w:hAnsi="Tahoma" w:hint="eastAsia"/>
-                <w:kern w:val="0"/>
-                <w:sz w:val="22"/>
-              </w:rPr>
-              <w:t>，遇到问题的新装</w:t>
-            </w:r>
-            <w:r>
-              <w:rPr>
-                <w:rFonts w:ascii="Tahoma" w:eastAsia="微软雅黑" w:hAnsi="Tahoma" w:hint="eastAsia"/>
-                <w:kern w:val="0"/>
-                <w:sz w:val="22"/>
-              </w:rPr>
-              <w:t>win</w:t>
-            </w:r>
-            <w:r>
-              <w:rPr>
-                <w:rFonts w:ascii="Tahoma" w:eastAsia="微软雅黑" w:hAnsi="Tahoma"/>
-                <w:kern w:val="0"/>
-                <w:sz w:val="22"/>
-              </w:rPr>
-              <w:t>7</w:t>
-            </w:r>
-            <w:r>
-              <w:rPr>
-                <w:rFonts w:ascii="Tahoma" w:eastAsia="微软雅黑" w:hAnsi="Tahoma" w:hint="eastAsia"/>
-                <w:kern w:val="0"/>
-                <w:sz w:val="22"/>
-              </w:rPr>
-              <w:t>之后就没问题</w:t>
-            </w:r>
-            <w:r>
-              <w:rPr>
-                <w:rFonts w:ascii="Tahoma" w:eastAsia="微软雅黑" w:hAnsi="Tahoma" w:hint="eastAsia"/>
-                <w:kern w:val="0"/>
-                <w:sz w:val="22"/>
-              </w:rPr>
-              <w:t>，忘截图了</w:t>
-            </w:r>
-            <w:r>
-              <w:rPr>
-                <w:rFonts w:ascii="Tahoma" w:eastAsia="微软雅黑" w:hAnsi="Tahoma" w:hint="eastAsia"/>
-                <w:kern w:val="0"/>
-                <w:sz w:val="22"/>
-              </w:rPr>
-              <w:t>）</w:t>
+                <w:rFonts w:ascii="Tahoma" w:eastAsia="微软雅黑" w:hAnsi="Tahoma"/>
+                <w:noProof/>
+                <w:kern w:val="0"/>
+                <w:sz w:val="22"/>
+              </w:rPr>
+              <w:drawing>
+                <wp:inline distT="0" distB="0" distL="0" distR="0" wp14:anchorId="5715B272" wp14:editId="0B97D3E7">
+                  <wp:extent cx="4219395" cy="1952625"/>
+                  <wp:effectExtent l="0" t="0" r="0" b="0"/>
+                  <wp:docPr id="3" name="图片 3" descr="F:\rpg mv箱\@6QXWDIT2)KQ(1~A}9JXTWN.png"/>
+                  <wp:cNvGraphicFramePr>
+                    <a:graphicFrameLocks xmlns:a="http://schemas.openxmlformats.org/drawingml/2006/main" noChangeAspect="1"/>
+                  </wp:cNvGraphicFramePr>
+                  <a:graphic xmlns:a="http://schemas.openxmlformats.org/drawingml/2006/main">
+                    <a:graphicData uri="http://schemas.openxmlformats.org/drawingml/2006/picture">
+                      <pic:pic xmlns:pic="http://schemas.openxmlformats.org/drawingml/2006/picture">
+                        <pic:nvPicPr>
+                          <pic:cNvPr id="0" name="Picture 2" descr="F:\rpg mv箱\@6QXWDIT2)KQ(1~A}9JXTWN.png"/>
+                          <pic:cNvPicPr>
+                            <a:picLocks noChangeAspect="1" noChangeArrowheads="1"/>
+                          </pic:cNvPicPr>
+                        </pic:nvPicPr>
+                        <pic:blipFill>
+                          <a:blip r:embed="rId14">
+                            <a:extLst>
+                              <a:ext uri="{28A0092B-C50C-407E-A947-70E740481C1C}">
+                                <a14:useLocalDpi xmlns:a14="http://schemas.microsoft.com/office/drawing/2010/main" val="0"/>
+                              </a:ext>
+                            </a:extLst>
+                          </a:blip>
+                          <a:srcRect/>
+                          <a:stretch>
+                            <a:fillRect/>
+                          </a:stretch>
+                        </pic:blipFill>
+                        <pic:spPr bwMode="auto">
+                          <a:xfrm>
+                            <a:off x="0" y="0"/>
+                            <a:ext cx="4236685" cy="1960626"/>
+                          </a:xfrm>
+                          <a:prstGeom prst="rect">
+                            <a:avLst/>
+                          </a:prstGeom>
+                          <a:noFill/>
+                          <a:ln>
+                            <a:noFill/>
+                          </a:ln>
+                        </pic:spPr>
+                      </pic:pic>
+                    </a:graphicData>
+                  </a:graphic>
+                </wp:inline>
+              </w:drawing>
+            </w:r>
+          </w:p>
+          <w:p>
+            <w:pPr>
+              <w:widowControl/>
+              <w:adjustRightInd w:val="0"/>
+              <w:snapToGrid w:val="0"/>
+              <w:spacing w:line="276" w:lineRule="auto"/>
+              <w:jc w:val="left"/>
+              <w:rPr>
+                <w:rFonts w:ascii="Tahoma" w:eastAsia="微软雅黑" w:hAnsi="Tahoma"/>
+                <w:kern w:val="0"/>
+                <w:sz w:val="22"/>
+              </w:rPr>
+            </w:pPr>
+            <w:r>
+              <w:rPr>
+                <w:rFonts w:ascii="Tahoma" w:eastAsia="微软雅黑" w:hAnsi="Tahoma"/>
+                <w:noProof/>
+                <w:kern w:val="0"/>
+                <w:sz w:val="22"/>
+              </w:rPr>
+              <w:drawing>
+                <wp:inline distT="0" distB="0" distL="0" distR="0" wp14:anchorId="0E3FA7F3" wp14:editId="1345FF03">
+                  <wp:extent cx="2676525" cy="1758013"/>
+                  <wp:effectExtent l="0" t="0" r="0" b="0"/>
+                  <wp:docPr id="4" name="图片 4" descr="F:\rpg mv箱\%HEYW8OVD1R%@Q$XYOZOZ}V.png"/>
+                  <wp:cNvGraphicFramePr>
+                    <a:graphicFrameLocks xmlns:a="http://schemas.openxmlformats.org/drawingml/2006/main" noChangeAspect="1"/>
+                  </wp:cNvGraphicFramePr>
+                  <a:graphic xmlns:a="http://schemas.openxmlformats.org/drawingml/2006/main">
+                    <a:graphicData uri="http://schemas.openxmlformats.org/drawingml/2006/picture">
+                      <pic:pic xmlns:pic="http://schemas.openxmlformats.org/drawingml/2006/picture">
+                        <pic:nvPicPr>
+                          <pic:cNvPr id="0" name="Picture 3" descr="F:\rpg mv箱\%HEYW8OVD1R%@Q$XYOZOZ}V.png"/>
+                          <pic:cNvPicPr>
+                            <a:picLocks noChangeAspect="1" noChangeArrowheads="1"/>
+                          </pic:cNvPicPr>
+                        </pic:nvPicPr>
+                        <pic:blipFill>
+                          <a:blip r:embed="rId15">
+                            <a:extLst>
+                              <a:ext uri="{28A0092B-C50C-407E-A947-70E740481C1C}">
+                                <a14:useLocalDpi xmlns:a14="http://schemas.microsoft.com/office/drawing/2010/main" val="0"/>
+                              </a:ext>
+                            </a:extLst>
+                          </a:blip>
+                          <a:srcRect/>
+                          <a:stretch>
+                            <a:fillRect/>
+                          </a:stretch>
+                        </pic:blipFill>
+                        <pic:spPr bwMode="auto">
+                          <a:xfrm>
+                            <a:off x="0" y="0"/>
+                            <a:ext cx="2694378" cy="1769739"/>
+                          </a:xfrm>
+                          <a:prstGeom prst="rect">
+                            <a:avLst/>
+                          </a:prstGeom>
+                          <a:noFill/>
+                          <a:ln>
+                            <a:noFill/>
+                          </a:ln>
+                        </pic:spPr>
+                      </pic:pic>
+                    </a:graphicData>
+                  </a:graphic>
+                </wp:inline>
+              </w:drawing>
+            </w:r>
+          </w:p>
+          <w:p>
+            <w:pPr>
+              <w:widowControl/>
+              <w:adjustRightInd w:val="0"/>
+              <w:snapToGrid w:val="0"/>
+              <w:spacing w:line="360" w:lineRule="auto"/>
+              <w:jc w:val="left"/>
+              <w:rPr>
+                <w:rFonts w:ascii="Tahoma" w:eastAsia="微软雅黑" w:hAnsi="Tahoma"/>
+                <w:kern w:val="0"/>
+                <w:sz w:val="22"/>
+              </w:rPr>
+            </w:pPr>
+            <w:r>
+              <w:rPr>
+                <w:rFonts w:ascii="Tahoma" w:eastAsia="微软雅黑" w:hAnsi="Tahoma" w:hint="eastAsia"/>
+                <w:kern w:val="0"/>
+                <w:sz w:val="22"/>
+              </w:rPr>
+              <w:t>图中量子妹走到的位置，和地板上亮起的方块完全错位，并且行走图被拉扯。</w:t>
             </w:r>
           </w:p>
         </w:tc>
@@ -2892,6 +2984,8 @@
               </w:rPr>
               <w:t>。</w:t>
             </w:r>
+            <w:bookmarkStart w:id="1" w:name="_GoBack"/>
+            <w:bookmarkEnd w:id="1"/>
           </w:p>
           <w:p>
             <w:pPr>
@@ -3185,6 +3279,179 @@
               <w:t>中没有出现过。</w:t>
             </w:r>
           </w:p>
+          <w:p>
+            <w:pPr>
+              <w:widowControl/>
+              <w:adjustRightInd w:val="0"/>
+              <w:snapToGrid w:val="0"/>
+              <w:spacing w:line="276" w:lineRule="auto"/>
+              <w:jc w:val="left"/>
+              <w:rPr>
+                <w:rFonts w:ascii="Tahoma" w:eastAsia="微软雅黑" w:hAnsi="Tahoma"/>
+                <w:kern w:val="0"/>
+                <w:sz w:val="22"/>
+              </w:rPr>
+            </w:pPr>
+            <w:r>
+              <w:rPr>
+                <w:rFonts w:ascii="Tahoma" w:eastAsia="微软雅黑" w:hAnsi="Tahoma" w:hint="eastAsia"/>
+                <w:kern w:val="0"/>
+                <w:sz w:val="22"/>
+              </w:rPr>
+              <w:t>3</w:t>
+            </w:r>
+            <w:r>
+              <w:rPr>
+                <w:rFonts w:ascii="Tahoma" w:eastAsia="微软雅黑" w:hAnsi="Tahoma"/>
+                <w:kern w:val="0"/>
+                <w:sz w:val="22"/>
+              </w:rPr>
+              <w:t>.</w:t>
+            </w:r>
+            <w:r>
+              <w:rPr>
+                <w:rFonts w:ascii="Tahoma" w:eastAsia="微软雅黑" w:hAnsi="Tahoma" w:hint="eastAsia"/>
+                <w:kern w:val="0"/>
+                <w:sz w:val="22"/>
+              </w:rPr>
+              <w:t>以下为出现问题的群友的二手笔记本配置：</w:t>
+            </w:r>
+          </w:p>
+          <w:p>
+            <w:pPr>
+              <w:widowControl/>
+              <w:adjustRightInd w:val="0"/>
+              <w:snapToGrid w:val="0"/>
+              <w:spacing w:line="276" w:lineRule="auto"/>
+              <w:jc w:val="left"/>
+              <w:rPr>
+                <w:rFonts w:ascii="Tahoma" w:eastAsia="微软雅黑" w:hAnsi="Tahoma"/>
+                <w:kern w:val="0"/>
+                <w:sz w:val="22"/>
+              </w:rPr>
+            </w:pPr>
+            <w:r>
+              <w:rPr>
+                <w:noProof/>
+              </w:rPr>
+              <w:drawing>
+                <wp:inline distT="0" distB="0" distL="0" distR="0" wp14:anchorId="145D9D6F" wp14:editId="59E32F35">
+                  <wp:extent cx="4360795" cy="1200150"/>
+                  <wp:effectExtent l="0" t="0" r="1905" b="0"/>
+                  <wp:docPr id="5" name="图片 5" descr="C:\Users\lenovo\Documents\Tencent Files\1355126171\Image\Group2\5{\}6\5{}6Y(QEA@OT9H3[6R$C3R0.png"/>
+                  <wp:cNvGraphicFramePr>
+                    <a:graphicFrameLocks xmlns:a="http://schemas.openxmlformats.org/drawingml/2006/main" noChangeAspect="1"/>
+                  </wp:cNvGraphicFramePr>
+                  <a:graphic xmlns:a="http://schemas.openxmlformats.org/drawingml/2006/main">
+                    <a:graphicData uri="http://schemas.openxmlformats.org/drawingml/2006/picture">
+                      <pic:pic xmlns:pic="http://schemas.openxmlformats.org/drawingml/2006/picture">
+                        <pic:nvPicPr>
+                          <pic:cNvPr id="0" name="Picture 4" descr="C:\Users\lenovo\Documents\Tencent Files\1355126171\Image\Group2\5{\}6\5{}6Y(QEA@OT9H3[6R$C3R0.png"/>
+                          <pic:cNvPicPr>
+                            <a:picLocks noChangeAspect="1" noChangeArrowheads="1"/>
+                          </pic:cNvPicPr>
+                        </pic:nvPicPr>
+                        <pic:blipFill>
+                          <a:blip r:embed="rId16">
+                            <a:extLst>
+                              <a:ext uri="{28A0092B-C50C-407E-A947-70E740481C1C}">
+                                <a14:useLocalDpi xmlns:a14="http://schemas.microsoft.com/office/drawing/2010/main" val="0"/>
+                              </a:ext>
+                            </a:extLst>
+                          </a:blip>
+                          <a:srcRect/>
+                          <a:stretch>
+                            <a:fillRect/>
+                          </a:stretch>
+                        </pic:blipFill>
+                        <pic:spPr bwMode="auto">
+                          <a:xfrm>
+                            <a:off x="0" y="0"/>
+                            <a:ext cx="4446224" cy="1223661"/>
+                          </a:xfrm>
+                          <a:prstGeom prst="rect">
+                            <a:avLst/>
+                          </a:prstGeom>
+                          <a:noFill/>
+                          <a:ln>
+                            <a:noFill/>
+                          </a:ln>
+                        </pic:spPr>
+                      </pic:pic>
+                    </a:graphicData>
+                  </a:graphic>
+                </wp:inline>
+              </w:drawing>
+            </w:r>
+          </w:p>
+          <w:p>
+            <w:pPr>
+              <w:widowControl/>
+              <w:adjustRightInd w:val="0"/>
+              <w:snapToGrid w:val="0"/>
+              <w:spacing w:line="276" w:lineRule="auto"/>
+              <w:jc w:val="left"/>
+              <w:rPr>
+                <w:rFonts w:ascii="Tahoma" w:eastAsia="微软雅黑" w:hAnsi="Tahoma"/>
+                <w:kern w:val="0"/>
+                <w:sz w:val="22"/>
+              </w:rPr>
+            </w:pPr>
+            <w:r>
+              <w:rPr>
+                <w:noProof/>
+              </w:rPr>
+              <w:lastRenderedPageBreak/>
+              <w:drawing>
+                <wp:inline distT="0" distB="0" distL="0" distR="0" wp14:anchorId="3F29414B" wp14:editId="5DE0813B">
+                  <wp:extent cx="4124325" cy="3087809"/>
+                  <wp:effectExtent l="0" t="0" r="0" b="0"/>
+                  <wp:docPr id="6" name="图片 6" descr="C:\Users\lenovo\Documents\Tencent Files\1355126171\Image\Group2\J_\){\J_){Y}V3E@XH4~PMQ4E37)P.png"/>
+                  <wp:cNvGraphicFramePr>
+                    <a:graphicFrameLocks xmlns:a="http://schemas.openxmlformats.org/drawingml/2006/main" noChangeAspect="1"/>
+                  </wp:cNvGraphicFramePr>
+                  <a:graphic xmlns:a="http://schemas.openxmlformats.org/drawingml/2006/main">
+                    <a:graphicData uri="http://schemas.openxmlformats.org/drawingml/2006/picture">
+                      <pic:pic xmlns:pic="http://schemas.openxmlformats.org/drawingml/2006/picture">
+                        <pic:nvPicPr>
+                          <pic:cNvPr id="0" name="Picture 6" descr="C:\Users\lenovo\Documents\Tencent Files\1355126171\Image\Group2\J_\){\J_){Y}V3E@XH4~PMQ4E37)P.png"/>
+                          <pic:cNvPicPr>
+                            <a:picLocks noChangeAspect="1" noChangeArrowheads="1"/>
+                          </pic:cNvPicPr>
+                        </pic:nvPicPr>
+                        <pic:blipFill>
+                          <a:blip r:embed="rId17">
+                            <a:extLst>
+                              <a:ext uri="{28A0092B-C50C-407E-A947-70E740481C1C}">
+                                <a14:useLocalDpi xmlns:a14="http://schemas.microsoft.com/office/drawing/2010/main" val="0"/>
+                              </a:ext>
+                            </a:extLst>
+                          </a:blip>
+                          <a:srcRect/>
+                          <a:stretch>
+                            <a:fillRect/>
+                          </a:stretch>
+                        </pic:blipFill>
+                        <pic:spPr bwMode="auto">
+                          <a:xfrm>
+                            <a:off x="0" y="0"/>
+                            <a:ext cx="4146498" cy="3104409"/>
+                          </a:xfrm>
+                          <a:prstGeom prst="rect">
+                            <a:avLst/>
+                          </a:prstGeom>
+                          <a:noFill/>
+                          <a:ln>
+                            <a:noFill/>
+                          </a:ln>
+                        </pic:spPr>
+                      </pic:pic>
+                    </a:graphicData>
+                  </a:graphic>
+                </wp:inline>
+              </w:drawing>
+            </w:r>
+          </w:p>
         </w:tc>
       </w:tr>
       <w:tr>
@@ -3213,6 +3480,7 @@
                 <w:kern w:val="0"/>
                 <w:sz w:val="22"/>
               </w:rPr>
+              <w:lastRenderedPageBreak/>
               <w:t>相关链接</w:t>
             </w:r>
           </w:p>
@@ -3234,7 +3502,7 @@
                 <w:sz w:val="22"/>
               </w:rPr>
             </w:pPr>
-            <w:hyperlink r:id="rId14" w:history="1">
+            <w:hyperlink r:id="rId18" w:history="1">
               <w:r>
                 <w:rPr>
                   <w:rStyle w:val="a4"/>
@@ -3580,6 +3848,84 @@
                 <w:sz w:val="22"/>
               </w:rPr>
               <w:t>与旧版电脑环境不兼容有关，</w:t>
+            </w:r>
+          </w:p>
+          <w:p>
+            <w:pPr>
+              <w:widowControl/>
+              <w:adjustRightInd w:val="0"/>
+              <w:snapToGrid w:val="0"/>
+              <w:spacing w:line="276" w:lineRule="auto"/>
+              <w:jc w:val="left"/>
+              <w:rPr>
+                <w:rFonts w:ascii="Tahoma" w:eastAsia="微软雅黑" w:hAnsi="Tahoma"/>
+                <w:kern w:val="0"/>
+                <w:sz w:val="22"/>
+              </w:rPr>
+            </w:pPr>
+            <w:r>
+              <w:rPr>
+                <w:rFonts w:ascii="Tahoma" w:eastAsia="微软雅黑" w:hAnsi="Tahoma" w:hint="eastAsia"/>
+                <w:kern w:val="0"/>
+                <w:sz w:val="22"/>
+              </w:rPr>
+              <w:t>（</w:t>
+            </w:r>
+            <w:r>
+              <w:rPr>
+                <w:rFonts w:ascii="Tahoma" w:eastAsia="微软雅黑" w:hAnsi="Tahoma" w:hint="eastAsia"/>
+                <w:kern w:val="0"/>
+                <w:sz w:val="22"/>
+              </w:rPr>
+              <w:t>因为</w:t>
+            </w:r>
+            <w:r>
+              <w:rPr>
+                <w:rFonts w:ascii="Tahoma" w:eastAsia="微软雅黑" w:hAnsi="Tahoma" w:hint="eastAsia"/>
+                <w:kern w:val="0"/>
+                <w:sz w:val="22"/>
+              </w:rPr>
+              <w:t>出现问题群友的电脑操作系统版本为</w:t>
+            </w:r>
+            <w:r>
+              <w:rPr>
+                <w:rFonts w:ascii="Tahoma" w:eastAsia="微软雅黑" w:hAnsi="Tahoma" w:hint="eastAsia"/>
+                <w:kern w:val="0"/>
+                <w:sz w:val="22"/>
+              </w:rPr>
+              <w:t>win</w:t>
+            </w:r>
+            <w:r>
+              <w:rPr>
+                <w:rFonts w:ascii="Tahoma" w:eastAsia="微软雅黑" w:hAnsi="Tahoma"/>
+                <w:kern w:val="0"/>
+                <w:sz w:val="22"/>
+              </w:rPr>
+              <w:t>7</w:t>
+            </w:r>
+            <w:r>
+              <w:rPr>
+                <w:rFonts w:ascii="Tahoma" w:eastAsia="微软雅黑" w:hAnsi="Tahoma" w:hint="eastAsia"/>
+                <w:kern w:val="0"/>
+                <w:sz w:val="22"/>
+              </w:rPr>
+              <w:t xml:space="preserve"> SP</w:t>
+            </w:r>
+            <w:r>
+              <w:rPr>
+                <w:rFonts w:ascii="Tahoma" w:eastAsia="微软雅黑" w:hAnsi="Tahoma"/>
+                <w:kern w:val="0"/>
+                <w:sz w:val="22"/>
+              </w:rPr>
+              <w:t>1</w:t>
+            </w:r>
+            <w:r>
+              <w:rPr>
+                <w:rFonts w:ascii="Tahoma" w:eastAsia="微软雅黑" w:hAnsi="Tahoma" w:hint="eastAsia"/>
+                <w:kern w:val="0"/>
+                <w:sz w:val="22"/>
+              </w:rPr>
+              <w:t>）</w:t>
             </w:r>
           </w:p>
           <w:p>
@@ -3714,7 +4060,7 @@
       </w:pPr>
     </w:p>
     <w:sectPr>
-      <w:headerReference w:type="default" r:id="rId15"/>
+      <w:headerReference w:type="default" r:id="rId19"/>
       <w:pgSz w:w="11906" w:h="16838"/>
       <w:pgMar w:top="1440" w:right="1800" w:bottom="1440" w:left="1800" w:header="851" w:footer="992" w:gutter="0"/>
       <w:cols w:space="425"/>
@@ -3725,7 +4071,7 @@
 </file>
 
 <file path=word/endnotes.xml><?xml version="1.0" encoding="utf-8"?>
-<w:endnotes xmlns:wpc="http://schemas.microsoft.com/office/word/2010/wordprocessingCanvas" xmlns:cx="http://schemas.microsoft.com/office/drawing/2014/chartex" xmlns:cx1="http://schemas.microsoft.com/office/drawing/2015/9/8/chartex" xmlns:cx2="http://schemas.microsoft.com/office/drawing/2015/10/21/chartex" xmlns:cx3="http://schemas.microsoft.com/office/drawing/2016/5/9/chartex" xmlns:cx4="http://schemas.microsoft.com/office/drawing/2016/5/10/chartex" xmlns:cx5="http://schemas.microsoft.com/office/drawing/2016/5/11/chartex" xmlns:cx6="http://schemas.microsoft.com/office/drawing/2016/5/12/chartex" xmlns:cx7="http://schemas.microsoft.com/office/drawing/2016/5/13/chartex" xmlns:cx8="http://schemas.microsoft.com/office/drawing/2016/5/14/chartex" xmlns:mc="http://schemas.openxmlformats.org/markup-compatibility/2006" xmlns:aink="http://schemas.microsoft.com/office/drawing/2016/ink" xmlns:am3d="http://schemas.microsoft.com/office/drawing/2017/model3d" xmlns:o="urn:schemas-microsoft-com:office:office" xmlns:r="http://schemas.openxmlformats.org/officeDocument/2006/relationships" xmlns:m="http://schemas.openxmlformats.org/officeDocument/2006/math" xmlns:v="urn:schemas-microsoft-com:vml" xmlns:wp14="http://schemas.microsoft.com/office/word/2010/wordprocessingDrawing" xmlns:wp="http://schemas.openxmlformats.org/drawingml/2006/wordprocessingDrawing" xmlns:w10="urn:schemas-microsoft-com:office:word" xmlns:w="http://schemas.openxmlformats.org/wordprocessingml/2006/main" xmlns:w14="http://schemas.microsoft.com/office/word/2010/wordml" xmlns:w15="http://schemas.microsoft.com/office/word/2012/wordml" xmlns:w16cex="http://schemas.microsoft.com/office/word/2018/wordml/cex" xmlns:w16cid="http://schemas.microsoft.com/office/word/2016/wordml/cid" xmlns:w16="http://schemas.microsoft.com/office/word/2018/wordml" xmlns:w16se="http://schemas.microsoft.com/office/word/2015/wordml/symex" xmlns:wpg="http://schemas.microsoft.com/office/word/2010/wordprocessingGroup" xmlns:wpi="http://schemas.microsoft.com/office/word/2010/wordprocessingInk" xmlns:wne="http://schemas.microsoft.com/office/word/2006/wordml" xmlns:wps="http://schemas.microsoft.com/office/word/2010/wordprocessingShape" mc:Ignorable="w14 w15 w16se w16cid w16 w16cex wp14">
+<w:endnotes xmlns:wpc="http://schemas.microsoft.com/office/word/2010/wordprocessingCanvas" xmlns:cx="http://schemas.microsoft.com/office/drawing/2014/chartex" xmlns:mc="http://schemas.openxmlformats.org/markup-compatibility/2006" xmlns:o="urn:schemas-microsoft-com:office:office" xmlns:r="http://schemas.openxmlformats.org/officeDocument/2006/relationships" xmlns:m="http://schemas.openxmlformats.org/officeDocument/2006/math" xmlns:v="urn:schemas-microsoft-com:vml" xmlns:wp14="http://schemas.microsoft.com/office/word/2010/wordprocessingDrawing" xmlns:wp="http://schemas.openxmlformats.org/drawingml/2006/wordprocessingDrawing" xmlns:w10="urn:schemas-microsoft-com:office:word" xmlns:w="http://schemas.openxmlformats.org/wordprocessingml/2006/main" xmlns:w14="http://schemas.microsoft.com/office/word/2010/wordml" xmlns:w15="http://schemas.microsoft.com/office/word/2012/wordml" xmlns:w16se="http://schemas.microsoft.com/office/word/2015/wordml/symex" xmlns:wpg="http://schemas.microsoft.com/office/word/2010/wordprocessingGroup" xmlns:wpi="http://schemas.microsoft.com/office/word/2010/wordprocessingInk" xmlns:wne="http://schemas.microsoft.com/office/word/2006/wordml" xmlns:wps="http://schemas.microsoft.com/office/word/2010/wordprocessingShape" mc:Ignorable="w14 w15 w16se wp14">
   <w:endnote w:type="separator" w:id="-1">
     <w:p>
       <w:r>
@@ -3744,7 +4090,7 @@
 </file>
 
 <file path=word/footnotes.xml><?xml version="1.0" encoding="utf-8"?>
-<w:footnotes xmlns:wpc="http://schemas.microsoft.com/office/word/2010/wordprocessingCanvas" xmlns:cx="http://schemas.microsoft.com/office/drawing/2014/chartex" xmlns:cx1="http://schemas.microsoft.com/office/drawing/2015/9/8/chartex" xmlns:cx2="http://schemas.microsoft.com/office/drawing/2015/10/21/chartex" xmlns:cx3="http://schemas.microsoft.com/office/drawing/2016/5/9/chartex" xmlns:cx4="http://schemas.microsoft.com/office/drawing/2016/5/10/chartex" xmlns:cx5="http://schemas.microsoft.com/office/drawing/2016/5/11/chartex" xmlns:cx6="http://schemas.microsoft.com/office/drawing/2016/5/12/chartex" xmlns:cx7="http://schemas.microsoft.com/office/drawing/2016/5/13/chartex" xmlns:cx8="http://schemas.microsoft.com/office/drawing/2016/5/14/chartex" xmlns:mc="http://schemas.openxmlformats.org/markup-compatibility/2006" xmlns:aink="http://schemas.microsoft.com/office/drawing/2016/ink" xmlns:am3d="http://schemas.microsoft.com/office/drawing/2017/model3d" xmlns:o="urn:schemas-microsoft-com:office:office" xmlns:r="http://schemas.openxmlformats.org/officeDocument/2006/relationships" xmlns:m="http://schemas.openxmlformats.org/officeDocument/2006/math" xmlns:v="urn:schemas-microsoft-com:vml" xmlns:wp14="http://schemas.microsoft.com/office/word/2010/wordprocessingDrawing" xmlns:wp="http://schemas.openxmlformats.org/drawingml/2006/wordprocessingDrawing" xmlns:w10="urn:schemas-microsoft-com:office:word" xmlns:w="http://schemas.openxmlformats.org/wordprocessingml/2006/main" xmlns:w14="http://schemas.microsoft.com/office/word/2010/wordml" xmlns:w15="http://schemas.microsoft.com/office/word/2012/wordml" xmlns:w16cex="http://schemas.microsoft.com/office/word/2018/wordml/cex" xmlns:w16cid="http://schemas.microsoft.com/office/word/2016/wordml/cid" xmlns:w16="http://schemas.microsoft.com/office/word/2018/wordml" xmlns:w16se="http://schemas.microsoft.com/office/word/2015/wordml/symex" xmlns:wpg="http://schemas.microsoft.com/office/word/2010/wordprocessingGroup" xmlns:wpi="http://schemas.microsoft.com/office/word/2010/wordprocessingInk" xmlns:wne="http://schemas.microsoft.com/office/word/2006/wordml" xmlns:wps="http://schemas.microsoft.com/office/word/2010/wordprocessingShape" mc:Ignorable="w14 w15 w16se w16cid w16 w16cex wp14">
+<w:footnotes xmlns:wpc="http://schemas.microsoft.com/office/word/2010/wordprocessingCanvas" xmlns:cx="http://schemas.microsoft.com/office/drawing/2014/chartex" xmlns:mc="http://schemas.openxmlformats.org/markup-compatibility/2006" xmlns:o="urn:schemas-microsoft-com:office:office" xmlns:r="http://schemas.openxmlformats.org/officeDocument/2006/relationships" xmlns:m="http://schemas.openxmlformats.org/officeDocument/2006/math" xmlns:v="urn:schemas-microsoft-com:vml" xmlns:wp14="http://schemas.microsoft.com/office/word/2010/wordprocessingDrawing" xmlns:wp="http://schemas.openxmlformats.org/drawingml/2006/wordprocessingDrawing" xmlns:w10="urn:schemas-microsoft-com:office:word" xmlns:w="http://schemas.openxmlformats.org/wordprocessingml/2006/main" xmlns:w14="http://schemas.microsoft.com/office/word/2010/wordml" xmlns:w15="http://schemas.microsoft.com/office/word/2012/wordml" xmlns:w16se="http://schemas.microsoft.com/office/word/2015/wordml/symex" xmlns:wpg="http://schemas.microsoft.com/office/word/2010/wordprocessingGroup" xmlns:wpi="http://schemas.microsoft.com/office/word/2010/wordprocessingInk" xmlns:wne="http://schemas.microsoft.com/office/word/2006/wordml" xmlns:wps="http://schemas.microsoft.com/office/word/2010/wordprocessingShape" mc:Ignorable="w14 w15 w16se wp14">
   <w:footnote w:type="separator" w:id="-1">
     <w:p>
       <w:r>
@@ -3763,7 +4109,7 @@
 </file>
 
 <file path=word/header1.xml><?xml version="1.0" encoding="utf-8"?>
-<w:hdr xmlns:wpc="http://schemas.microsoft.com/office/word/2010/wordprocessingCanvas" xmlns:cx="http://schemas.microsoft.com/office/drawing/2014/chartex" xmlns:cx1="http://schemas.microsoft.com/office/drawing/2015/9/8/chartex" xmlns:cx2="http://schemas.microsoft.com/office/drawing/2015/10/21/chartex" xmlns:cx3="http://schemas.microsoft.com/office/drawing/2016/5/9/chartex" xmlns:cx4="http://schemas.microsoft.com/office/drawing/2016/5/10/chartex" xmlns:cx5="http://schemas.microsoft.com/office/drawing/2016/5/11/chartex" xmlns:cx6="http://schemas.microsoft.com/office/drawing/2016/5/12/chartex" xmlns:cx7="http://schemas.microsoft.com/office/drawing/2016/5/13/chartex" xmlns:cx8="http://schemas.microsoft.com/office/drawing/2016/5/14/chartex" xmlns:mc="http://schemas.openxmlformats.org/markup-compatibility/2006" xmlns:aink="http://schemas.microsoft.com/office/drawing/2016/ink" xmlns:am3d="http://schemas.microsoft.com/office/drawing/2017/model3d" xmlns:o="urn:schemas-microsoft-com:office:office" xmlns:r="http://schemas.openxmlformats.org/officeDocument/2006/relationships" xmlns:m="http://schemas.openxmlformats.org/officeDocument/2006/math" xmlns:v="urn:schemas-microsoft-com:vml" xmlns:wp14="http://schemas.microsoft.com/office/word/2010/wordprocessingDrawing" xmlns:wp="http://schemas.openxmlformats.org/drawingml/2006/wordprocessingDrawing" xmlns:w10="urn:schemas-microsoft-com:office:word" xmlns:w="http://schemas.openxmlformats.org/wordprocessingml/2006/main" xmlns:w14="http://schemas.microsoft.com/office/word/2010/wordml" xmlns:w15="http://schemas.microsoft.com/office/word/2012/wordml" xmlns:w16cex="http://schemas.microsoft.com/office/word/2018/wordml/cex" xmlns:w16cid="http://schemas.microsoft.com/office/word/2016/wordml/cid" xmlns:w16="http://schemas.microsoft.com/office/word/2018/wordml" xmlns:w16se="http://schemas.microsoft.com/office/word/2015/wordml/symex" xmlns:wpg="http://schemas.microsoft.com/office/word/2010/wordprocessingGroup" xmlns:wpi="http://schemas.microsoft.com/office/word/2010/wordprocessingInk" xmlns:wne="http://schemas.microsoft.com/office/word/2006/wordml" xmlns:wps="http://schemas.microsoft.com/office/word/2010/wordprocessingShape" mc:Ignorable="w14 w15 w16se w16cid w16 w16cex wp14">
+<w:hdr xmlns:wpc="http://schemas.microsoft.com/office/word/2010/wordprocessingCanvas" xmlns:cx="http://schemas.microsoft.com/office/drawing/2014/chartex" xmlns:mc="http://schemas.openxmlformats.org/markup-compatibility/2006" xmlns:o="urn:schemas-microsoft-com:office:office" xmlns:r="http://schemas.openxmlformats.org/officeDocument/2006/relationships" xmlns:m="http://schemas.openxmlformats.org/officeDocument/2006/math" xmlns:v="urn:schemas-microsoft-com:vml" xmlns:wp14="http://schemas.microsoft.com/office/word/2010/wordprocessingDrawing" xmlns:wp="http://schemas.openxmlformats.org/drawingml/2006/wordprocessingDrawing" xmlns:w10="urn:schemas-microsoft-com:office:word" xmlns:w="http://schemas.openxmlformats.org/wordprocessingml/2006/main" xmlns:w14="http://schemas.microsoft.com/office/word/2010/wordml" xmlns:w15="http://schemas.microsoft.com/office/word/2012/wordml" xmlns:w16se="http://schemas.microsoft.com/office/word/2015/wordml/symex" xmlns:wpg="http://schemas.microsoft.com/office/word/2010/wordprocessingGroup" xmlns:wpi="http://schemas.microsoft.com/office/word/2010/wordprocessingInk" xmlns:wne="http://schemas.microsoft.com/office/word/2006/wordml" xmlns:wps="http://schemas.microsoft.com/office/word/2010/wordprocessingShape" mc:Ignorable="w14 w15 w16se wp14">
   <w:p>
     <w:pPr>
       <w:jc w:val="center"/>
@@ -3873,7 +4219,7 @@
 </file>
 
 <file path=word/numbering.xml><?xml version="1.0" encoding="utf-8"?>
-<w:numbering xmlns:wpc="http://schemas.microsoft.com/office/word/2010/wordprocessingCanvas" xmlns:cx="http://schemas.microsoft.com/office/drawing/2014/chartex" xmlns:cx1="http://schemas.microsoft.com/office/drawing/2015/9/8/chartex" xmlns:cx2="http://schemas.microsoft.com/office/drawing/2015/10/21/chartex" xmlns:cx3="http://schemas.microsoft.com/office/drawing/2016/5/9/chartex" xmlns:cx4="http://schemas.microsoft.com/office/drawing/2016/5/10/chartex" xmlns:cx5="http://schemas.microsoft.com/office/drawing/2016/5/11/chartex" xmlns:cx6="http://schemas.microsoft.com/office/drawing/2016/5/12/chartex" xmlns:cx7="http://schemas.microsoft.com/office/drawing/2016/5/13/chartex" xmlns:cx8="http://schemas.microsoft.com/office/drawing/2016/5/14/chartex" xmlns:mc="http://schemas.openxmlformats.org/markup-compatibility/2006" xmlns:aink="http://schemas.microsoft.com/office/drawing/2016/ink" xmlns:am3d="http://schemas.microsoft.com/office/drawing/2017/model3d" xmlns:o="urn:schemas-microsoft-com:office:office" xmlns:r="http://schemas.openxmlformats.org/officeDocument/2006/relationships" xmlns:m="http://schemas.openxmlformats.org/officeDocument/2006/math" xmlns:v="urn:schemas-microsoft-com:vml" xmlns:wp14="http://schemas.microsoft.com/office/word/2010/wordprocessingDrawing" xmlns:wp="http://schemas.openxmlformats.org/drawingml/2006/wordprocessingDrawing" xmlns:w10="urn:schemas-microsoft-com:office:word" xmlns:w="http://schemas.openxmlformats.org/wordprocessingml/2006/main" xmlns:w14="http://schemas.microsoft.com/office/word/2010/wordml" xmlns:w15="http://schemas.microsoft.com/office/word/2012/wordml" xmlns:w16cex="http://schemas.microsoft.com/office/word/2018/wordml/cex" xmlns:w16cid="http://schemas.microsoft.com/office/word/2016/wordml/cid" xmlns:w16="http://schemas.microsoft.com/office/word/2018/wordml" xmlns:w16se="http://schemas.microsoft.com/office/word/2015/wordml/symex" xmlns:wpg="http://schemas.microsoft.com/office/word/2010/wordprocessingGroup" xmlns:wpi="http://schemas.microsoft.com/office/word/2010/wordprocessingInk" xmlns:wne="http://schemas.microsoft.com/office/word/2006/wordml" xmlns:wps="http://schemas.microsoft.com/office/word/2010/wordprocessingShape" mc:Ignorable="w14 w15 w16se w16cid w16 w16cex wp14">
+<w:numbering xmlns:wpc="http://schemas.microsoft.com/office/word/2010/wordprocessingCanvas" xmlns:cx="http://schemas.microsoft.com/office/drawing/2014/chartex" xmlns:mc="http://schemas.openxmlformats.org/markup-compatibility/2006" xmlns:o="urn:schemas-microsoft-com:office:office" xmlns:r="http://schemas.openxmlformats.org/officeDocument/2006/relationships" xmlns:m="http://schemas.openxmlformats.org/officeDocument/2006/math" xmlns:v="urn:schemas-microsoft-com:vml" xmlns:wp14="http://schemas.microsoft.com/office/word/2010/wordprocessingDrawing" xmlns:wp="http://schemas.openxmlformats.org/drawingml/2006/wordprocessingDrawing" xmlns:w10="urn:schemas-microsoft-com:office:word" xmlns:w="http://schemas.openxmlformats.org/wordprocessingml/2006/main" xmlns:w14="http://schemas.microsoft.com/office/word/2010/wordml" xmlns:w15="http://schemas.microsoft.com/office/word/2012/wordml" xmlns:w16se="http://schemas.microsoft.com/office/word/2015/wordml/symex" xmlns:wpg="http://schemas.microsoft.com/office/word/2010/wordprocessingGroup" xmlns:wpi="http://schemas.microsoft.com/office/word/2010/wordprocessingInk" xmlns:wne="http://schemas.microsoft.com/office/word/2006/wordml" xmlns:wps="http://schemas.microsoft.com/office/word/2010/wordprocessingShape" mc:Ignorable="w14 w15 w16se wp14">
   <w:abstractNum w:abstractNumId="0" w15:restartNumberingAfterBreak="0">
     <w:nsid w:val="11FC36F0"/>
     <w:multiLevelType w:val="hybridMultilevel"/>
@@ -4156,7 +4502,7 @@
 </file>
 
 <file path=word/styles.xml><?xml version="1.0" encoding="utf-8"?>
-<w:styles xmlns:mc="http://schemas.openxmlformats.org/markup-compatibility/2006" xmlns:r="http://schemas.openxmlformats.org/officeDocument/2006/relationships" xmlns:w="http://schemas.openxmlformats.org/wordprocessingml/2006/main" xmlns:w14="http://schemas.microsoft.com/office/word/2010/wordml" xmlns:w15="http://schemas.microsoft.com/office/word/2012/wordml" xmlns:w16cex="http://schemas.microsoft.com/office/word/2018/wordml/cex" xmlns:w16cid="http://schemas.microsoft.com/office/word/2016/wordml/cid" xmlns:w16="http://schemas.microsoft.com/office/word/2018/wordml" xmlns:w16se="http://schemas.microsoft.com/office/word/2015/wordml/symex" mc:Ignorable="w14 w15 w16se w16cid w16 w16cex">
+<w:styles xmlns:mc="http://schemas.openxmlformats.org/markup-compatibility/2006" xmlns:r="http://schemas.openxmlformats.org/officeDocument/2006/relationships" xmlns:w="http://schemas.openxmlformats.org/wordprocessingml/2006/main" xmlns:w14="http://schemas.microsoft.com/office/word/2010/wordml" xmlns:w15="http://schemas.microsoft.com/office/word/2012/wordml" xmlns:w16se="http://schemas.microsoft.com/office/word/2015/wordml/symex" mc:Ignorable="w14 w15 w16se">
   <w:docDefaults>
     <w:rPrDefault>
       <w:rPr>
@@ -4169,7 +4515,7 @@
     </w:rPrDefault>
     <w:pPrDefault/>
   </w:docDefaults>
-  <w:latentStyles w:defLockedState="0" w:defUIPriority="99" w:defSemiHidden="0" w:defUnhideWhenUsed="0" w:defQFormat="0" w:count="376">
+  <w:latentStyles w:defLockedState="0" w:defUIPriority="99" w:defSemiHidden="0" w:defUnhideWhenUsed="0" w:defQFormat="0" w:count="371">
     <w:lsdException w:name="Normal" w:uiPriority="0" w:qFormat="1"/>
     <w:lsdException w:name="heading 1" w:uiPriority="9" w:qFormat="1"/>
     <w:lsdException w:name="heading 2" w:semiHidden="1" w:uiPriority="9" w:unhideWhenUsed="1" w:qFormat="1"/>
@@ -4541,11 +4887,6 @@
     <w:lsdException w:name="List Table 5 Dark Accent 6" w:uiPriority="50"/>
     <w:lsdException w:name="List Table 6 Colorful Accent 6" w:uiPriority="51"/>
     <w:lsdException w:name="List Table 7 Colorful Accent 6" w:uiPriority="52"/>
-    <w:lsdException w:name="Mention" w:semiHidden="1" w:unhideWhenUsed="1"/>
-    <w:lsdException w:name="Smart Hyperlink" w:semiHidden="1" w:unhideWhenUsed="1"/>
-    <w:lsdException w:name="Hashtag" w:semiHidden="1" w:unhideWhenUsed="1"/>
-    <w:lsdException w:name="Unresolved Mention" w:semiHidden="1" w:unhideWhenUsed="1"/>
-    <w:lsdException w:name="Smart Link" w:semiHidden="1" w:unhideWhenUsed="1"/>
   </w:latentStyles>
   <w:style w:type="paragraph" w:default="1" w:styleId="a">
     <w:name w:val="Normal"/>
@@ -4920,7 +5261,7 @@
       <w:shd w:val="clear" w:color="auto" w:fill="E1DFDD"/>
     </w:rPr>
   </w:style>
-  <w:style w:type="character" w:styleId="af2">
+  <w:style w:type="character" w:customStyle="1" w:styleId="UnresolvedMention">
     <w:name w:val="Unresolved Mention"/>
     <w:basedOn w:val="a0"/>
     <w:uiPriority w:val="99"/>
@@ -5201,7 +5542,7 @@
 </file>
 
 <file path=customXml/itemProps1.xml><?xml version="1.0" encoding="utf-8"?>
-<ds:datastoreItem xmlns:ds="http://schemas.openxmlformats.org/officeDocument/2006/customXml" ds:itemID="{D7C7316E-4271-4507-A159-B82B3DF6751C}">
+<ds:datastoreItem xmlns:ds="http://schemas.openxmlformats.org/officeDocument/2006/customXml" ds:itemID="{3A22F530-4C18-409A-B634-DD4405C99F4B}">
   <ds:schemaRefs>
     <ds:schemaRef ds:uri="http://schemas.openxmlformats.org/officeDocument/2006/bibliography"/>
   </ds:schemaRefs>
